--- a/downloads/documents/05 Materials/Unit 01/Slides/Slides 01.19 - Peer Math Check and MyPlate Check.docx
+++ b/downloads/documents/05 Materials/Unit 01/Slides/Slides 01.19 - Peer Math Check and MyPlate Check.docx
@@ -6,9 +6,9 @@
       <w:pPr>
         <w:pStyle w:val="Heading1"/>
       </w:pPr>
-      <w:bookmarkStart w:id="20" w:name="X92d0a464ca4ac86bb3dec635c77044853d3fe69"/>
-      <w:r>
-        <w:t xml:space="preserve">Slides 01.19: Peer Math Check and MyPlate Check</w:t>
+      <w:bookmarkStart w:id="20" w:name="X00ca20f748b4ead5010b5655c479dbea294842f"/>
+      <w:r>
+        <w:t xml:space="preserve">Slides 1.19: Peer Math Check and MyPlate Check</w:t>
       </w:r>
       <w:bookmarkEnd w:id="20"/>
     </w:p>

--- a/downloads/documents/05 Materials/Unit 01/Slides/Slides 01.19 - Peer Math Check and MyPlate Check.docx
+++ b/downloads/documents/05 Materials/Unit 01/Slides/Slides 01.19 - Peer Math Check and MyPlate Check.docx
@@ -137,7 +137,7 @@
         <w:pStyle w:val="Compact"/>
       </w:pPr>
       <w:r>
-        <w:t xml:space="preserve">The arithmetic: every line and the running total, from line 1.</w:t>
+        <w:t xml:space="preserve">The math: every line and the running total, from line 1.</w:t>
       </w:r>
     </w:p>
     <w:p>
@@ -347,7 +347,7 @@
         <w:pStyle w:val="Compact"/>
       </w:pPr>
       <w:r>
-        <w:t xml:space="preserve">Checking roles: Shoppers verify prices; Planner and Materials Manager recalculate; Nutrition Checker runs the plate; Recorder fills the sheet; Presenter writes the comments.</w:t>
+        <w:t xml:space="preserve">Checking roles: Shoppers check prices; Planner and Materials Manager redo the math; Nutrition Checker runs the plate; Recorder fills the sheet; Presenter writes the comments.</w:t>
       </w:r>
     </w:p>
     <w:p>
